--- a/docs/Notes_on_Vector_Retrieval.docx
+++ b/docs/Notes_on_Vector_Retrieval.docx
@@ -658,23 +658,7 @@
                 <w:sz w:val="18"/>
                 <w:szCs w:val="18"/>
               </w:rPr>
-              <m:t>u</m:t>
-            </m:r>
-            <m:r>
-              <w:rPr>
-                <w:rFonts w:ascii="Cambria Math" w:hAnsi="Cambria Math"/>
-                <w:sz w:val="18"/>
-                <w:szCs w:val="18"/>
-              </w:rPr>
-              <m:t>,</m:t>
-            </m:r>
-            <m:r>
-              <w:rPr>
-                <w:rFonts w:ascii="Cambria Math" w:hAnsi="Cambria Math"/>
-                <w:sz w:val="18"/>
-                <w:szCs w:val="18"/>
-              </w:rPr>
-              <m:t>v</m:t>
+              <m:t>u,v</m:t>
             </m:r>
           </m:e>
         </m:d>
@@ -1122,15 +1106,7 @@
             <w:sz w:val="18"/>
             <w:szCs w:val="18"/>
           </w:rPr>
-          <m:t>&lt;</m:t>
-        </m:r>
-        <m:r>
-          <w:rPr>
-            <w:rFonts w:ascii="Cambria Math" w:hAnsi="Cambria Math"/>
-            <w:sz w:val="18"/>
-            <w:szCs w:val="18"/>
-          </w:rPr>
-          <m:t>δ</m:t>
+          <m:t>&lt;δ</m:t>
         </m:r>
         <m:d>
           <m:dPr>
@@ -1150,15 +1126,7 @@
                 <w:sz w:val="18"/>
                 <w:szCs w:val="18"/>
               </w:rPr>
-              <m:t>u,</m:t>
-            </m:r>
-            <m:r>
-              <w:rPr>
-                <w:rFonts w:ascii="Cambria Math" w:hAnsi="Cambria Math"/>
-                <w:sz w:val="18"/>
-                <w:szCs w:val="18"/>
-              </w:rPr>
-              <m:t>w</m:t>
+              <m:t>u,w</m:t>
             </m:r>
           </m:e>
         </m:d>
@@ -1401,15 +1369,7 @@
                 <w:sz w:val="18"/>
                 <w:szCs w:val="18"/>
               </w:rPr>
-              <m:t>u,</m:t>
-            </m:r>
-            <m:r>
-              <w:rPr>
-                <w:rFonts w:ascii="Cambria Math" w:hAnsi="Cambria Math"/>
-                <w:sz w:val="18"/>
-                <w:szCs w:val="18"/>
-              </w:rPr>
-              <m:t>w</m:t>
+              <m:t>u,w</m:t>
             </m:r>
           </m:e>
         </m:d>
@@ -1859,7 +1819,7 @@
                 <w:sz w:val="18"/>
                 <w:szCs w:val="18"/>
               </w:rPr>
-              <m:t>q∈</m:t>
+              <m:t>q</m:t>
             </m:r>
             <m:r>
               <m:rPr>
@@ -1870,7 +1830,7 @@
                 <w:sz w:val="18"/>
                 <w:szCs w:val="18"/>
               </w:rPr>
-              <m:t>R</m:t>
+              <m:t>∈R</m:t>
             </m:r>
           </m:e>
           <m:sup>
@@ -2439,14 +2399,7 @@
           <w:sz w:val="18"/>
           <w:szCs w:val="18"/>
         </w:rPr>
-        <w:t xml:space="preserve"> distance</w:t>
-      </w:r>
-      <w:r>
-        <w:rPr>
-          <w:sz w:val="18"/>
-          <w:szCs w:val="18"/>
-        </w:rPr>
-        <w:t xml:space="preserve"> we define the k-Nearest Neighbor (k-NN) search:</w:t>
+        <w:t xml:space="preserve"> distance we define the k-Nearest Neighbor (k-NN) search:</w:t>
       </w:r>
     </w:p>
     <w:p>
@@ -3963,18 +3916,7 @@
                         <w:sz w:val="18"/>
                         <w:szCs w:val="18"/>
                       </w:rPr>
-                      <m:t>m</m:t>
-                    </m:r>
-                    <m:r>
-                      <m:rPr>
-                        <m:sty m:val="p"/>
-                      </m:rPr>
-                      <w:rPr>
-                        <w:rFonts w:ascii="Cambria Math" w:hAnsi="Cambria Math"/>
-                        <w:sz w:val="18"/>
-                        <w:szCs w:val="18"/>
-                      </w:rPr>
-                      <m:t>ax</m:t>
+                      <m:t>max</m:t>
                     </m:r>
                   </m:e>
                 </m:func>
@@ -4278,6 +4220,834 @@
                         <w:sz w:val="18"/>
                         <w:szCs w:val="18"/>
                       </w:rPr>
+                      <m:t>max</m:t>
+                    </m:r>
+                  </m:e>
+                </m:func>
+              </m:e>
+              <m:sup>
+                <m:d>
+                  <m:dPr>
+                    <m:ctrlPr>
+                      <w:rPr>
+                        <w:rFonts w:ascii="Cambria Math" w:hAnsi="Cambria Math"/>
+                        <w:i/>
+                        <w:sz w:val="18"/>
+                        <w:szCs w:val="18"/>
+                      </w:rPr>
+                    </m:ctrlPr>
+                  </m:dPr>
+                  <m:e>
+                    <m:r>
+                      <w:rPr>
+                        <w:rFonts w:ascii="Cambria Math" w:hAnsi="Cambria Math"/>
+                        <w:sz w:val="18"/>
+                        <w:szCs w:val="18"/>
+                      </w:rPr>
+                      <m:t>k</m:t>
+                    </m:r>
+                  </m:e>
+                </m:d>
+              </m:sup>
+            </m:sSup>
+          </m:e>
+          <m:lim>
+            <m:r>
+              <w:rPr>
+                <w:rFonts w:ascii="Cambria Math" w:hAnsi="Cambria Math"/>
+                <w:sz w:val="18"/>
+                <w:szCs w:val="18"/>
+              </w:rPr>
+              <m:t>u∈</m:t>
+            </m:r>
+            <m:r>
+              <m:rPr>
+                <m:scr m:val="script"/>
+              </m:rPr>
+              <w:rPr>
+                <w:rFonts w:ascii="Cambria Math" w:hAnsi="Cambria Math"/>
+                <w:sz w:val="18"/>
+                <w:szCs w:val="18"/>
+              </w:rPr>
+              <m:t>X</m:t>
+            </m:r>
+          </m:lim>
+        </m:limLow>
+        <m:d>
+          <m:dPr>
+            <m:begChr m:val="〈"/>
+            <m:endChr m:val="〉"/>
+            <m:ctrlPr>
+              <w:rPr>
+                <w:rFonts w:ascii="Cambria Math" w:hAnsi="Cambria Math"/>
+                <w:i/>
+                <w:sz w:val="18"/>
+                <w:szCs w:val="18"/>
+              </w:rPr>
+            </m:ctrlPr>
+          </m:dPr>
+          <m:e>
+            <m:r>
+              <w:rPr>
+                <w:rFonts w:ascii="Cambria Math" w:hAnsi="Cambria Math"/>
+                <w:sz w:val="18"/>
+                <w:szCs w:val="18"/>
+              </w:rPr>
+              <m:t>q,u</m:t>
+            </m:r>
+          </m:e>
+        </m:d>
+      </m:oMath>
+      <w:r>
+        <w:rPr>
+          <w:sz w:val="18"/>
+          <w:szCs w:val="18"/>
+        </w:rPr>
+        <w:t xml:space="preserve">    (in.4)</w:t>
+      </w:r>
+    </w:p>
+    <w:p>
+      <w:pPr>
+        <w:rPr>
+          <w:sz w:val="18"/>
+          <w:szCs w:val="18"/>
+        </w:rPr>
+      </w:pPr>
+    </w:p>
+    <w:p>
+      <w:pPr>
+        <w:rPr>
+          <w:sz w:val="18"/>
+          <w:szCs w:val="18"/>
+        </w:rPr>
+      </w:pPr>
+      <w:r>
+        <w:rPr>
+          <w:sz w:val="18"/>
+          <w:szCs w:val="18"/>
+        </w:rPr>
+        <w:t xml:space="preserve">Note: if in a pre-processing step we </w:t>
+      </w:r>
+      <m:oMath>
+        <m:sSub>
+          <m:sSubPr>
+            <m:ctrlPr>
+              <w:rPr>
+                <w:rFonts w:ascii="Cambria Math" w:hAnsi="Cambria Math"/>
+                <w:i/>
+                <w:sz w:val="18"/>
+                <w:szCs w:val="18"/>
+              </w:rPr>
+            </m:ctrlPr>
+          </m:sSubPr>
+          <m:e>
+            <m:r>
+              <w:rPr>
+                <w:rFonts w:ascii="Cambria Math" w:hAnsi="Cambria Math"/>
+                <w:sz w:val="18"/>
+                <w:szCs w:val="18"/>
+              </w:rPr>
+              <m:t>L</m:t>
+            </m:r>
+          </m:e>
+          <m:sub>
+            <m:r>
+              <w:rPr>
+                <w:rFonts w:ascii="Cambria Math" w:hAnsi="Cambria Math"/>
+                <w:sz w:val="18"/>
+                <w:szCs w:val="18"/>
+              </w:rPr>
+              <m:t>2</m:t>
+            </m:r>
+          </m:sub>
+        </m:sSub>
+      </m:oMath>
+      <w:r>
+        <w:rPr>
+          <w:sz w:val="18"/>
+          <w:szCs w:val="18"/>
+        </w:rPr>
+        <w:t xml:space="preserve">-normalize all vectors in </w:t>
+      </w:r>
+      <m:oMath>
+        <m:r>
+          <m:rPr>
+            <m:scr m:val="script"/>
+          </m:rPr>
+          <w:rPr>
+            <w:rFonts w:ascii="Cambria Math" w:hAnsi="Cambria Math"/>
+            <w:sz w:val="18"/>
+            <w:szCs w:val="18"/>
+          </w:rPr>
+          <m:t>X</m:t>
+        </m:r>
+      </m:oMath>
+      <w:r>
+        <w:rPr>
+          <w:sz w:val="18"/>
+          <w:szCs w:val="18"/>
+        </w:rPr>
+        <w:t xml:space="preserve"> so that </w:t>
+      </w:r>
+      <m:oMath>
+        <m:r>
+          <w:rPr>
+            <w:rFonts w:ascii="Cambria Math" w:hAnsi="Cambria Math"/>
+            <w:sz w:val="18"/>
+            <w:szCs w:val="18"/>
+          </w:rPr>
+          <m:t>u</m:t>
+        </m:r>
+      </m:oMath>
+      <w:r>
+        <w:rPr>
+          <w:sz w:val="18"/>
+          <w:szCs w:val="18"/>
+        </w:rPr>
+        <w:t xml:space="preserve"> is transformed to </w:t>
+      </w:r>
+      <m:oMath>
+        <m:sSup>
+          <m:sSupPr>
+            <m:ctrlPr>
+              <w:rPr>
+                <w:rFonts w:ascii="Cambria Math" w:hAnsi="Cambria Math"/>
+                <w:i/>
+                <w:sz w:val="18"/>
+                <w:szCs w:val="18"/>
+              </w:rPr>
+            </m:ctrlPr>
+          </m:sSupPr>
+          <m:e>
+            <m:r>
+              <w:rPr>
+                <w:rFonts w:ascii="Cambria Math" w:hAnsi="Cambria Math"/>
+                <w:sz w:val="18"/>
+                <w:szCs w:val="18"/>
+              </w:rPr>
+              <m:t>u</m:t>
+            </m:r>
+          </m:e>
+          <m:sup>
+            <m:r>
+              <w:rPr>
+                <w:rFonts w:ascii="Cambria Math" w:hAnsi="Cambria Math"/>
+                <w:sz w:val="18"/>
+                <w:szCs w:val="18"/>
+              </w:rPr>
+              <m:t>'</m:t>
+            </m:r>
+          </m:sup>
+        </m:sSup>
+        <m:r>
+          <w:rPr>
+            <w:rFonts w:ascii="Cambria Math" w:hAnsi="Cambria Math"/>
+            <w:sz w:val="18"/>
+            <w:szCs w:val="18"/>
+          </w:rPr>
+          <m:t>=u/</m:t>
+        </m:r>
+        <m:sSub>
+          <m:sSubPr>
+            <m:ctrlPr>
+              <w:rPr>
+                <w:rFonts w:ascii="Cambria Math" w:hAnsi="Cambria Math"/>
+                <w:i/>
+                <w:sz w:val="18"/>
+                <w:szCs w:val="18"/>
+              </w:rPr>
+            </m:ctrlPr>
+          </m:sSubPr>
+          <m:e>
+            <m:d>
+              <m:dPr>
+                <m:begChr m:val="‖"/>
+                <m:endChr m:val="‖"/>
+                <m:ctrlPr>
+                  <w:rPr>
+                    <w:rFonts w:ascii="Cambria Math" w:hAnsi="Cambria Math"/>
+                    <w:i/>
+                    <w:sz w:val="18"/>
+                    <w:szCs w:val="18"/>
+                  </w:rPr>
+                </m:ctrlPr>
+              </m:dPr>
+              <m:e>
+                <m:r>
+                  <w:rPr>
+                    <w:rFonts w:ascii="Cambria Math" w:hAnsi="Cambria Math"/>
+                    <w:sz w:val="18"/>
+                    <w:szCs w:val="18"/>
+                  </w:rPr>
+                  <m:t>u</m:t>
+                </m:r>
+              </m:e>
+            </m:d>
+          </m:e>
+          <m:sub>
+            <m:r>
+              <w:rPr>
+                <w:rFonts w:ascii="Cambria Math" w:hAnsi="Cambria Math"/>
+                <w:sz w:val="18"/>
+                <w:szCs w:val="18"/>
+              </w:rPr>
+              <m:t>2</m:t>
+            </m:r>
+          </m:sub>
+        </m:sSub>
+      </m:oMath>
+      <w:r>
+        <w:rPr>
+          <w:sz w:val="18"/>
+          <w:szCs w:val="18"/>
+        </w:rPr>
+        <w:t xml:space="preserve">, then (in.3) reduces to (in.4). </w:t>
+      </w:r>
+      <w:r>
+        <w:rPr>
+          <w:sz w:val="18"/>
+          <w:szCs w:val="18"/>
+        </w:rPr>
+        <w:t>Let us show that k-NN reduces to k-MIPS as well- we expand (in.2) as:</w:t>
+      </w:r>
+    </w:p>
+    <w:p>
+      <w:pPr>
+        <w:rPr>
+          <w:sz w:val="18"/>
+          <w:szCs w:val="18"/>
+        </w:rPr>
+      </w:pPr>
+    </w:p>
+    <w:p>
+      <w:pPr>
+        <w:rPr>
+          <w:sz w:val="18"/>
+          <w:szCs w:val="18"/>
+        </w:rPr>
+      </w:pPr>
+      <m:oMath>
+        <m:limLow>
+          <m:limLowPr>
+            <m:ctrlPr>
+              <w:rPr>
+                <w:rFonts w:ascii="Cambria Math" w:hAnsi="Cambria Math"/>
+                <w:i/>
+                <w:sz w:val="18"/>
+                <w:szCs w:val="18"/>
+              </w:rPr>
+            </m:ctrlPr>
+          </m:limLowPr>
+          <m:e>
+            <m:sSup>
+              <m:sSupPr>
+                <m:ctrlPr>
+                  <w:rPr>
+                    <w:rFonts w:ascii="Cambria Math" w:hAnsi="Cambria Math"/>
+                    <w:sz w:val="18"/>
+                    <w:szCs w:val="18"/>
+                  </w:rPr>
+                </m:ctrlPr>
+              </m:sSupPr>
+              <m:e>
+                <m:func>
+                  <m:funcPr>
+                    <m:ctrlPr>
+                      <w:rPr>
+                        <w:rFonts w:ascii="Cambria Math" w:hAnsi="Cambria Math"/>
+                        <w:sz w:val="18"/>
+                        <w:szCs w:val="18"/>
+                      </w:rPr>
+                    </m:ctrlPr>
+                  </m:funcPr>
+                  <m:fName>
+                    <m:r>
+                      <m:rPr>
+                        <m:sty m:val="p"/>
+                      </m:rPr>
+                      <w:rPr>
+                        <w:rFonts w:ascii="Cambria Math" w:hAnsi="Cambria Math"/>
+                        <w:sz w:val="18"/>
+                        <w:szCs w:val="18"/>
+                      </w:rPr>
+                      <m:t>arg</m:t>
+                    </m:r>
+                  </m:fName>
+                  <m:e>
+                    <m:r>
+                      <m:rPr>
+                        <m:sty m:val="p"/>
+                      </m:rPr>
+                      <w:rPr>
+                        <w:rFonts w:ascii="Cambria Math" w:hAnsi="Cambria Math"/>
+                        <w:sz w:val="18"/>
+                        <w:szCs w:val="18"/>
+                      </w:rPr>
+                      <m:t>min</m:t>
+                    </m:r>
+                  </m:e>
+                </m:func>
+              </m:e>
+              <m:sup>
+                <m:d>
+                  <m:dPr>
+                    <m:ctrlPr>
+                      <w:rPr>
+                        <w:rFonts w:ascii="Cambria Math" w:hAnsi="Cambria Math"/>
+                        <w:i/>
+                        <w:sz w:val="18"/>
+                        <w:szCs w:val="18"/>
+                      </w:rPr>
+                    </m:ctrlPr>
+                  </m:dPr>
+                  <m:e>
+                    <m:r>
+                      <w:rPr>
+                        <w:rFonts w:ascii="Cambria Math" w:hAnsi="Cambria Math"/>
+                        <w:sz w:val="18"/>
+                        <w:szCs w:val="18"/>
+                      </w:rPr>
+                      <m:t>k</m:t>
+                    </m:r>
+                  </m:e>
+                </m:d>
+              </m:sup>
+            </m:sSup>
+          </m:e>
+          <m:lim>
+            <m:r>
+              <w:rPr>
+                <w:rFonts w:ascii="Cambria Math" w:hAnsi="Cambria Math"/>
+                <w:sz w:val="18"/>
+                <w:szCs w:val="18"/>
+              </w:rPr>
+              <m:t>u∈</m:t>
+            </m:r>
+            <m:r>
+              <m:rPr>
+                <m:scr m:val="script"/>
+              </m:rPr>
+              <w:rPr>
+                <w:rFonts w:ascii="Cambria Math" w:hAnsi="Cambria Math"/>
+                <w:sz w:val="18"/>
+                <w:szCs w:val="18"/>
+              </w:rPr>
+              <m:t>X</m:t>
+            </m:r>
+          </m:lim>
+        </m:limLow>
+        <m:sSubSup>
+          <m:sSubSupPr>
+            <m:ctrlPr>
+              <w:rPr>
+                <w:rFonts w:ascii="Cambria Math" w:hAnsi="Cambria Math"/>
+                <w:i/>
+                <w:sz w:val="18"/>
+                <w:szCs w:val="18"/>
+              </w:rPr>
+            </m:ctrlPr>
+          </m:sSubSupPr>
+          <m:e>
+            <m:d>
+              <m:dPr>
+                <m:begChr m:val="‖"/>
+                <m:endChr m:val="‖"/>
+                <m:ctrlPr>
+                  <w:rPr>
+                    <w:rFonts w:ascii="Cambria Math" w:hAnsi="Cambria Math"/>
+                    <w:i/>
+                    <w:sz w:val="18"/>
+                    <w:szCs w:val="18"/>
+                  </w:rPr>
+                </m:ctrlPr>
+              </m:dPr>
+              <m:e>
+                <m:r>
+                  <w:rPr>
+                    <w:rFonts w:ascii="Cambria Math" w:hAnsi="Cambria Math"/>
+                    <w:sz w:val="18"/>
+                    <w:szCs w:val="18"/>
+                  </w:rPr>
+                  <m:t>q-u</m:t>
+                </m:r>
+              </m:e>
+            </m:d>
+          </m:e>
+          <m:sub>
+            <m:r>
+              <w:rPr>
+                <w:rFonts w:ascii="Cambria Math" w:hAnsi="Cambria Math"/>
+                <w:sz w:val="18"/>
+                <w:szCs w:val="18"/>
+              </w:rPr>
+              <m:t>2</m:t>
+            </m:r>
+          </m:sub>
+          <m:sup>
+            <m:r>
+              <w:rPr>
+                <w:rFonts w:ascii="Cambria Math" w:hAnsi="Cambria Math"/>
+                <w:sz w:val="18"/>
+                <w:szCs w:val="18"/>
+              </w:rPr>
+              <m:t>2</m:t>
+            </m:r>
+          </m:sup>
+        </m:sSubSup>
+        <m:r>
+          <w:rPr>
+            <w:rFonts w:ascii="Cambria Math" w:hAnsi="Cambria Math"/>
+            <w:sz w:val="18"/>
+            <w:szCs w:val="18"/>
+          </w:rPr>
+          <m:t>=</m:t>
+        </m:r>
+      </m:oMath>
+      <w:r>
+        <w:rPr>
+          <w:sz w:val="18"/>
+          <w:szCs w:val="18"/>
+        </w:rPr>
+        <w:t xml:space="preserve"> </w:t>
+      </w:r>
+    </w:p>
+    <w:p>
+      <w:pPr>
+        <w:rPr>
+          <w:sz w:val="18"/>
+          <w:szCs w:val="18"/>
+        </w:rPr>
+      </w:pPr>
+      <m:oMath>
+        <m:limLow>
+          <m:limLowPr>
+            <m:ctrlPr>
+              <w:rPr>
+                <w:rFonts w:ascii="Cambria Math" w:hAnsi="Cambria Math"/>
+                <w:i/>
+                <w:sz w:val="18"/>
+                <w:szCs w:val="18"/>
+              </w:rPr>
+            </m:ctrlPr>
+          </m:limLowPr>
+          <m:e>
+            <m:sSup>
+              <m:sSupPr>
+                <m:ctrlPr>
+                  <w:rPr>
+                    <w:rFonts w:ascii="Cambria Math" w:hAnsi="Cambria Math"/>
+                    <w:sz w:val="18"/>
+                    <w:szCs w:val="18"/>
+                  </w:rPr>
+                </m:ctrlPr>
+              </m:sSupPr>
+              <m:e>
+                <m:func>
+                  <m:funcPr>
+                    <m:ctrlPr>
+                      <w:rPr>
+                        <w:rFonts w:ascii="Cambria Math" w:hAnsi="Cambria Math"/>
+                        <w:sz w:val="18"/>
+                        <w:szCs w:val="18"/>
+                      </w:rPr>
+                    </m:ctrlPr>
+                  </m:funcPr>
+                  <m:fName>
+                    <m:r>
+                      <m:rPr>
+                        <m:sty m:val="p"/>
+                      </m:rPr>
+                      <w:rPr>
+                        <w:rFonts w:ascii="Cambria Math" w:hAnsi="Cambria Math"/>
+                        <w:sz w:val="18"/>
+                        <w:szCs w:val="18"/>
+                      </w:rPr>
+                      <m:t>arg</m:t>
+                    </m:r>
+                  </m:fName>
+                  <m:e>
+                    <m:r>
+                      <m:rPr>
+                        <m:sty m:val="p"/>
+                      </m:rPr>
+                      <w:rPr>
+                        <w:rFonts w:ascii="Cambria Math" w:hAnsi="Cambria Math"/>
+                        <w:sz w:val="18"/>
+                        <w:szCs w:val="18"/>
+                      </w:rPr>
+                      <m:t>min</m:t>
+                    </m:r>
+                  </m:e>
+                </m:func>
+              </m:e>
+              <m:sup>
+                <m:d>
+                  <m:dPr>
+                    <m:ctrlPr>
+                      <w:rPr>
+                        <w:rFonts w:ascii="Cambria Math" w:hAnsi="Cambria Math"/>
+                        <w:i/>
+                        <w:sz w:val="18"/>
+                        <w:szCs w:val="18"/>
+                      </w:rPr>
+                    </m:ctrlPr>
+                  </m:dPr>
+                  <m:e>
+                    <m:r>
+                      <w:rPr>
+                        <w:rFonts w:ascii="Cambria Math" w:hAnsi="Cambria Math"/>
+                        <w:sz w:val="18"/>
+                        <w:szCs w:val="18"/>
+                      </w:rPr>
+                      <m:t>k</m:t>
+                    </m:r>
+                  </m:e>
+                </m:d>
+              </m:sup>
+            </m:sSup>
+          </m:e>
+          <m:lim>
+            <m:r>
+              <w:rPr>
+                <w:rFonts w:ascii="Cambria Math" w:hAnsi="Cambria Math"/>
+                <w:sz w:val="18"/>
+                <w:szCs w:val="18"/>
+              </w:rPr>
+              <m:t>u∈</m:t>
+            </m:r>
+            <m:r>
+              <m:rPr>
+                <m:scr m:val="script"/>
+              </m:rPr>
+              <w:rPr>
+                <w:rFonts w:ascii="Cambria Math" w:hAnsi="Cambria Math"/>
+                <w:sz w:val="18"/>
+                <w:szCs w:val="18"/>
+              </w:rPr>
+              <m:t>X</m:t>
+            </m:r>
+          </m:lim>
+        </m:limLow>
+        <m:sSubSup>
+          <m:sSubSupPr>
+            <m:ctrlPr>
+              <w:rPr>
+                <w:rFonts w:ascii="Cambria Math" w:hAnsi="Cambria Math"/>
+                <w:i/>
+                <w:sz w:val="18"/>
+                <w:szCs w:val="18"/>
+              </w:rPr>
+            </m:ctrlPr>
+          </m:sSubSupPr>
+          <m:e>
+            <m:d>
+              <m:dPr>
+                <m:begChr m:val="‖"/>
+                <m:endChr m:val="‖"/>
+                <m:ctrlPr>
+                  <w:rPr>
+                    <w:rFonts w:ascii="Cambria Math" w:hAnsi="Cambria Math"/>
+                    <w:i/>
+                    <w:sz w:val="18"/>
+                    <w:szCs w:val="18"/>
+                  </w:rPr>
+                </m:ctrlPr>
+              </m:dPr>
+              <m:e>
+                <m:r>
+                  <w:rPr>
+                    <w:rFonts w:ascii="Cambria Math" w:hAnsi="Cambria Math"/>
+                    <w:sz w:val="18"/>
+                    <w:szCs w:val="18"/>
+                  </w:rPr>
+                  <m:t>q</m:t>
+                </m:r>
+              </m:e>
+            </m:d>
+          </m:e>
+          <m:sub>
+            <m:r>
+              <w:rPr>
+                <w:rFonts w:ascii="Cambria Math" w:hAnsi="Cambria Math"/>
+                <w:sz w:val="18"/>
+                <w:szCs w:val="18"/>
+              </w:rPr>
+              <m:t>2</m:t>
+            </m:r>
+          </m:sub>
+          <m:sup>
+            <m:r>
+              <w:rPr>
+                <w:rFonts w:ascii="Cambria Math" w:hAnsi="Cambria Math"/>
+                <w:sz w:val="18"/>
+                <w:szCs w:val="18"/>
+              </w:rPr>
+              <m:t>2</m:t>
+            </m:r>
+          </m:sup>
+        </m:sSubSup>
+        <m:r>
+          <w:rPr>
+            <w:rFonts w:ascii="Cambria Math" w:hAnsi="Cambria Math"/>
+            <w:sz w:val="18"/>
+            <w:szCs w:val="18"/>
+          </w:rPr>
+          <m:t>-2</m:t>
+        </m:r>
+        <m:d>
+          <m:dPr>
+            <m:begChr m:val="〈"/>
+            <m:endChr m:val="〉"/>
+            <m:ctrlPr>
+              <w:rPr>
+                <w:rFonts w:ascii="Cambria Math" w:hAnsi="Cambria Math"/>
+                <w:i/>
+                <w:sz w:val="18"/>
+                <w:szCs w:val="18"/>
+              </w:rPr>
+            </m:ctrlPr>
+          </m:dPr>
+          <m:e>
+            <m:r>
+              <w:rPr>
+                <w:rFonts w:ascii="Cambria Math" w:hAnsi="Cambria Math"/>
+                <w:sz w:val="18"/>
+                <w:szCs w:val="18"/>
+              </w:rPr>
+              <m:t>q,u</m:t>
+            </m:r>
+          </m:e>
+        </m:d>
+        <m:r>
+          <w:rPr>
+            <w:rFonts w:ascii="Cambria Math" w:hAnsi="Cambria Math"/>
+            <w:sz w:val="18"/>
+            <w:szCs w:val="18"/>
+          </w:rPr>
+          <m:t>+</m:t>
+        </m:r>
+        <m:sSubSup>
+          <m:sSubSupPr>
+            <m:ctrlPr>
+              <w:rPr>
+                <w:rFonts w:ascii="Cambria Math" w:hAnsi="Cambria Math"/>
+                <w:i/>
+                <w:sz w:val="18"/>
+                <w:szCs w:val="18"/>
+              </w:rPr>
+            </m:ctrlPr>
+          </m:sSubSupPr>
+          <m:e>
+            <m:d>
+              <m:dPr>
+                <m:begChr m:val="‖"/>
+                <m:endChr m:val="‖"/>
+                <m:ctrlPr>
+                  <w:rPr>
+                    <w:rFonts w:ascii="Cambria Math" w:hAnsi="Cambria Math"/>
+                    <w:i/>
+                    <w:sz w:val="18"/>
+                    <w:szCs w:val="18"/>
+                  </w:rPr>
+                </m:ctrlPr>
+              </m:dPr>
+              <m:e>
+                <m:r>
+                  <w:rPr>
+                    <w:rFonts w:ascii="Cambria Math" w:hAnsi="Cambria Math"/>
+                    <w:sz w:val="18"/>
+                    <w:szCs w:val="18"/>
+                  </w:rPr>
+                  <m:t>u</m:t>
+                </m:r>
+              </m:e>
+            </m:d>
+          </m:e>
+          <m:sub>
+            <m:r>
+              <w:rPr>
+                <w:rFonts w:ascii="Cambria Math" w:hAnsi="Cambria Math"/>
+                <w:sz w:val="18"/>
+                <w:szCs w:val="18"/>
+              </w:rPr>
+              <m:t>2</m:t>
+            </m:r>
+          </m:sub>
+          <m:sup>
+            <m:r>
+              <w:rPr>
+                <w:rFonts w:ascii="Cambria Math" w:hAnsi="Cambria Math"/>
+                <w:sz w:val="18"/>
+                <w:szCs w:val="18"/>
+              </w:rPr>
+              <m:t>2</m:t>
+            </m:r>
+          </m:sup>
+        </m:sSubSup>
+        <m:r>
+          <w:rPr>
+            <w:rFonts w:ascii="Cambria Math" w:hAnsi="Cambria Math"/>
+            <w:sz w:val="18"/>
+            <w:szCs w:val="18"/>
+          </w:rPr>
+          <m:t>=</m:t>
+        </m:r>
+        <m:limLow>
+          <m:limLowPr>
+            <m:ctrlPr>
+              <w:rPr>
+                <w:rFonts w:ascii="Cambria Math" w:hAnsi="Cambria Math"/>
+                <w:i/>
+                <w:sz w:val="18"/>
+                <w:szCs w:val="18"/>
+              </w:rPr>
+            </m:ctrlPr>
+          </m:limLowPr>
+          <m:e>
+            <m:sSup>
+              <m:sSupPr>
+                <m:ctrlPr>
+                  <w:rPr>
+                    <w:rFonts w:ascii="Cambria Math" w:hAnsi="Cambria Math"/>
+                    <w:sz w:val="18"/>
+                    <w:szCs w:val="18"/>
+                  </w:rPr>
+                </m:ctrlPr>
+              </m:sSupPr>
+              <m:e>
+                <m:func>
+                  <m:funcPr>
+                    <m:ctrlPr>
+                      <w:rPr>
+                        <w:rFonts w:ascii="Cambria Math" w:hAnsi="Cambria Math"/>
+                        <w:sz w:val="18"/>
+                        <w:szCs w:val="18"/>
+                      </w:rPr>
+                    </m:ctrlPr>
+                  </m:funcPr>
+                  <m:fName>
+                    <m:r>
+                      <m:rPr>
+                        <m:sty m:val="p"/>
+                      </m:rPr>
+                      <w:rPr>
+                        <w:rFonts w:ascii="Cambria Math" w:hAnsi="Cambria Math"/>
+                        <w:sz w:val="18"/>
+                        <w:szCs w:val="18"/>
+                      </w:rPr>
+                      <m:t>arg</m:t>
+                    </m:r>
+                  </m:fName>
+                  <m:e>
+                    <m:r>
+                      <m:rPr>
+                        <m:sty m:val="p"/>
+                      </m:rPr>
+                      <w:rPr>
+                        <w:rFonts w:ascii="Cambria Math" w:hAnsi="Cambria Math"/>
+                        <w:sz w:val="18"/>
+                        <w:szCs w:val="18"/>
+                      </w:rPr>
                       <m:t>m</m:t>
                     </m:r>
                     <m:r>
@@ -4321,25 +5091,81 @@
             </m:sSup>
           </m:e>
           <m:lim>
-            <m:r>
-              <w:rPr>
-                <w:rFonts w:ascii="Cambria Math" w:hAnsi="Cambria Math"/>
-                <w:sz w:val="18"/>
-                <w:szCs w:val="18"/>
-              </w:rPr>
-              <m:t>u∈</m:t>
-            </m:r>
-            <m:r>
-              <m:rPr>
-                <m:scr m:val="script"/>
-              </m:rPr>
-              <w:rPr>
-                <w:rFonts w:ascii="Cambria Math" w:hAnsi="Cambria Math"/>
-                <w:sz w:val="18"/>
-                <w:szCs w:val="18"/>
-              </w:rPr>
-              <m:t>X</m:t>
-            </m:r>
+            <m:sSup>
+              <m:sSupPr>
+                <m:ctrlPr>
+                  <w:rPr>
+                    <w:rFonts w:ascii="Cambria Math" w:hAnsi="Cambria Math"/>
+                    <w:i/>
+                    <w:sz w:val="18"/>
+                    <w:szCs w:val="18"/>
+                  </w:rPr>
+                </m:ctrlPr>
+              </m:sSupPr>
+              <m:e>
+                <m:r>
+                  <w:rPr>
+                    <w:rFonts w:ascii="Cambria Math" w:hAnsi="Cambria Math"/>
+                    <w:sz w:val="18"/>
+                    <w:szCs w:val="18"/>
+                  </w:rPr>
+                  <m:t>u</m:t>
+                </m:r>
+              </m:e>
+              <m:sup>
+                <m:r>
+                  <w:rPr>
+                    <w:rFonts w:ascii="Cambria Math" w:hAnsi="Cambria Math"/>
+                    <w:sz w:val="18"/>
+                    <w:szCs w:val="18"/>
+                  </w:rPr>
+                  <m:t>'</m:t>
+                </m:r>
+              </m:sup>
+            </m:sSup>
+            <m:r>
+              <w:rPr>
+                <w:rFonts w:ascii="Cambria Math" w:hAnsi="Cambria Math"/>
+                <w:sz w:val="18"/>
+                <w:szCs w:val="18"/>
+              </w:rPr>
+              <m:t>∈</m:t>
+            </m:r>
+            <m:sSup>
+              <m:sSupPr>
+                <m:ctrlPr>
+                  <w:rPr>
+                    <w:rFonts w:ascii="Cambria Math" w:hAnsi="Cambria Math"/>
+                    <w:i/>
+                    <w:sz w:val="18"/>
+                    <w:szCs w:val="18"/>
+                  </w:rPr>
+                </m:ctrlPr>
+              </m:sSupPr>
+              <m:e>
+                <m:r>
+                  <m:rPr>
+                    <m:scr m:val="script"/>
+                  </m:rPr>
+                  <w:rPr>
+                    <w:rFonts w:ascii="Cambria Math" w:hAnsi="Cambria Math"/>
+                    <w:sz w:val="18"/>
+                    <w:szCs w:val="18"/>
+                  </w:rPr>
+                  <m:t>X</m:t>
+                </m:r>
+              </m:e>
+              <m:sup>
+                <m:r>
+                  <w:rPr>
+                    <w:rFonts w:ascii="Cambria Math" w:hAnsi="Cambria Math"/>
+                    <w:sz w:val="18"/>
+                    <w:szCs w:val="18"/>
+                  </w:rPr>
+                  <m:t>'</m:t>
+                </m:r>
+              </m:sup>
+            </m:sSup>
           </m:lim>
         </m:limLow>
         <m:d>
@@ -4356,14 +5182,78 @@
             </m:ctrlPr>
           </m:dPr>
           <m:e>
-            <m:r>
-              <w:rPr>
-                <w:rFonts w:ascii="Cambria Math" w:hAnsi="Cambria Math"/>
-                <w:sz w:val="18"/>
-                <w:szCs w:val="18"/>
-              </w:rPr>
-              <m:t>q,u</m:t>
-            </m:r>
+            <m:sSup>
+              <m:sSupPr>
+                <m:ctrlPr>
+                  <w:rPr>
+                    <w:rFonts w:ascii="Cambria Math" w:hAnsi="Cambria Math"/>
+                    <w:i/>
+                    <w:sz w:val="18"/>
+                    <w:szCs w:val="18"/>
+                  </w:rPr>
+                </m:ctrlPr>
+              </m:sSupPr>
+              <m:e>
+                <m:r>
+                  <w:rPr>
+                    <w:rFonts w:ascii="Cambria Math" w:hAnsi="Cambria Math"/>
+                    <w:sz w:val="18"/>
+                    <w:szCs w:val="18"/>
+                  </w:rPr>
+                  <m:t>q</m:t>
+                </m:r>
+              </m:e>
+              <m:sup>
+                <m:r>
+                  <w:rPr>
+                    <w:rFonts w:ascii="Cambria Math" w:hAnsi="Cambria Math"/>
+                    <w:sz w:val="18"/>
+                    <w:szCs w:val="18"/>
+                  </w:rPr>
+                  <m:t>'</m:t>
+                </m:r>
+              </m:sup>
+            </m:sSup>
+            <m:r>
+              <w:rPr>
+                <w:rFonts w:ascii="Cambria Math" w:hAnsi="Cambria Math"/>
+                <w:sz w:val="18"/>
+                <w:szCs w:val="18"/>
+              </w:rPr>
+              <m:t>,</m:t>
+            </m:r>
+            <m:sSup>
+              <m:sSupPr>
+                <m:ctrlPr>
+                  <w:rPr>
+                    <w:rFonts w:ascii="Cambria Math" w:hAnsi="Cambria Math"/>
+                    <w:i/>
+                    <w:sz w:val="18"/>
+                    <w:szCs w:val="18"/>
+                  </w:rPr>
+                </m:ctrlPr>
+              </m:sSupPr>
+              <m:e>
+                <m:r>
+                  <w:rPr>
+                    <w:rFonts w:ascii="Cambria Math" w:hAnsi="Cambria Math"/>
+                    <w:sz w:val="18"/>
+                    <w:szCs w:val="18"/>
+                  </w:rPr>
+                  <m:t>u</m:t>
+                </m:r>
+              </m:e>
+              <m:sup>
+                <m:r>
+                  <w:rPr>
+                    <w:rFonts w:ascii="Cambria Math" w:hAnsi="Cambria Math"/>
+                    <w:sz w:val="18"/>
+                    <w:szCs w:val="18"/>
+                  </w:rPr>
+                  <m:t>'</m:t>
+                </m:r>
+              </m:sup>
+            </m:sSup>
           </m:e>
         </m:d>
       </m:oMath>
@@ -4372,7 +5262,7 @@
           <w:sz w:val="18"/>
           <w:szCs w:val="18"/>
         </w:rPr>
-        <w:t xml:space="preserve">    (in.4)</w:t>
+        <w:t xml:space="preserve"> </w:t>
       </w:r>
     </w:p>
     <w:p>
@@ -4382,98 +5272,12 @@
           <w:szCs w:val="18"/>
         </w:rPr>
       </w:pPr>
-    </w:p>
-    <w:p>
-      <w:pPr>
-        <w:rPr>
-          <w:sz w:val="18"/>
-          <w:szCs w:val="18"/>
-        </w:rPr>
-      </w:pPr>
-      <w:r>
-        <w:rPr>
-          <w:sz w:val="18"/>
-          <w:szCs w:val="18"/>
-        </w:rPr>
-        <w:t xml:space="preserve">Note: if in a pre-processing step we </w:t>
-      </w:r>
-      <m:oMath>
-        <m:sSub>
-          <m:sSubPr>
-            <m:ctrlPr>
-              <w:rPr>
-                <w:rFonts w:ascii="Cambria Math" w:hAnsi="Cambria Math"/>
-                <w:i/>
-                <w:sz w:val="18"/>
-                <w:szCs w:val="18"/>
-              </w:rPr>
-            </m:ctrlPr>
-          </m:sSubPr>
-          <m:e>
-            <m:r>
-              <w:rPr>
-                <w:rFonts w:ascii="Cambria Math" w:hAnsi="Cambria Math"/>
-                <w:sz w:val="18"/>
-                <w:szCs w:val="18"/>
-              </w:rPr>
-              <m:t>L</m:t>
-            </m:r>
-          </m:e>
-          <m:sub>
-            <m:r>
-              <w:rPr>
-                <w:rFonts w:ascii="Cambria Math" w:hAnsi="Cambria Math"/>
-                <w:sz w:val="18"/>
-                <w:szCs w:val="18"/>
-              </w:rPr>
-              <m:t>2</m:t>
-            </m:r>
-          </m:sub>
-        </m:sSub>
-      </m:oMath>
-      <w:r>
-        <w:rPr>
-          <w:sz w:val="18"/>
-          <w:szCs w:val="18"/>
-        </w:rPr>
-        <w:t xml:space="preserve">-normalize all vectors in </w:t>
-      </w:r>
-      <m:oMath>
-        <m:r>
-          <m:rPr>
-            <m:scr m:val="script"/>
-          </m:rPr>
-          <w:rPr>
-            <w:rFonts w:ascii="Cambria Math" w:hAnsi="Cambria Math"/>
-            <w:sz w:val="18"/>
-            <w:szCs w:val="18"/>
-          </w:rPr>
-          <m:t>X</m:t>
-        </m:r>
-      </m:oMath>
-      <w:r>
-        <w:rPr>
-          <w:sz w:val="18"/>
-          <w:szCs w:val="18"/>
-        </w:rPr>
-        <w:t xml:space="preserve"> so that </w:t>
-      </w:r>
-      <m:oMath>
-        <m:r>
-          <w:rPr>
-            <w:rFonts w:ascii="Cambria Math" w:hAnsi="Cambria Math"/>
-            <w:sz w:val="18"/>
-            <w:szCs w:val="18"/>
-          </w:rPr>
-          <m:t>u</m:t>
-        </m:r>
-      </m:oMath>
-      <w:r>
-        <w:rPr>
-          <w:sz w:val="18"/>
-          <w:szCs w:val="18"/>
-        </w:rPr>
-        <w:t xml:space="preserve"> is transformed to </w:t>
+      <w:r>
+        <w:rPr>
+          <w:sz w:val="18"/>
+          <w:szCs w:val="18"/>
+        </w:rPr>
+        <w:t xml:space="preserve">Here we have defined </w:t>
       </w:r>
       <m:oMath>
         <m:sSup>
@@ -4494,7 +5298,7 @@
                 <w:sz w:val="18"/>
                 <w:szCs w:val="18"/>
               </w:rPr>
-              <m:t>u</m:t>
+              <m:t>q</m:t>
             </m:r>
           </m:e>
           <m:sup>
@@ -4514,10 +5318,10 @@
             <w:sz w:val="18"/>
             <w:szCs w:val="18"/>
           </w:rPr>
-          <m:t>=u/</m:t>
+          <m:t>∈</m:t>
         </m:r>
-        <m:sSub>
-          <m:sSubPr>
+        <m:sSup>
+          <m:sSupPr>
             <m:ctrlPr>
               <w:rPr>
                 <w:rFonts w:ascii="Cambria Math" w:hAnsi="Cambria Math"/>
@@ -4526,12 +5330,397 @@
                 <w:szCs w:val="18"/>
               </w:rPr>
             </m:ctrlPr>
-          </m:sSubPr>
+          </m:sSupPr>
           <m:e>
-            <m:d>
-              <m:dPr>
-                <m:begChr m:val="‖"/>
-                <m:endChr m:val="‖"/>
+            <m:r>
+              <m:rPr>
+                <m:scr m:val="double-struck"/>
+              </m:rPr>
+              <w:rPr>
+                <w:rFonts w:ascii="Cambria Math" w:hAnsi="Cambria Math"/>
+                <w:sz w:val="18"/>
+                <w:szCs w:val="18"/>
+              </w:rPr>
+              <m:t>R</m:t>
+            </m:r>
+          </m:e>
+          <m:sup>
+            <m:r>
+              <w:rPr>
+                <w:rFonts w:ascii="Cambria Math" w:hAnsi="Cambria Math"/>
+                <w:sz w:val="18"/>
+                <w:szCs w:val="18"/>
+              </w:rPr>
+              <m:t>d+1</m:t>
+            </m:r>
+          </m:sup>
+        </m:sSup>
+      </m:oMath>
+      <w:r>
+        <w:rPr>
+          <w:sz w:val="18"/>
+          <w:szCs w:val="18"/>
+        </w:rPr>
+        <w:t xml:space="preserve"> as the concatenation of </w:t>
+      </w:r>
+      <m:oMath>
+        <m:r>
+          <w:rPr>
+            <w:rFonts w:ascii="Cambria Math" w:hAnsi="Cambria Math"/>
+            <w:sz w:val="18"/>
+            <w:szCs w:val="18"/>
+          </w:rPr>
+          <m:t>q</m:t>
+        </m:r>
+        <m:r>
+          <w:rPr>
+            <w:rFonts w:ascii="Cambria Math" w:hAnsi="Cambria Math"/>
+            <w:sz w:val="18"/>
+            <w:szCs w:val="18"/>
+          </w:rPr>
+          <m:t>∈</m:t>
+        </m:r>
+        <m:sSup>
+          <m:sSupPr>
+            <m:ctrlPr>
+              <w:rPr>
+                <w:rFonts w:ascii="Cambria Math" w:hAnsi="Cambria Math"/>
+                <w:i/>
+                <w:sz w:val="18"/>
+                <w:szCs w:val="18"/>
+              </w:rPr>
+            </m:ctrlPr>
+          </m:sSupPr>
+          <m:e>
+            <m:r>
+              <m:rPr>
+                <m:scr m:val="double-struck"/>
+              </m:rPr>
+              <w:rPr>
+                <w:rFonts w:ascii="Cambria Math" w:hAnsi="Cambria Math"/>
+                <w:sz w:val="18"/>
+                <w:szCs w:val="18"/>
+              </w:rPr>
+              <m:t>R</m:t>
+            </m:r>
+          </m:e>
+          <m:sup>
+            <m:r>
+              <w:rPr>
+                <w:rFonts w:ascii="Cambria Math" w:hAnsi="Cambria Math"/>
+                <w:sz w:val="18"/>
+                <w:szCs w:val="18"/>
+              </w:rPr>
+              <m:t>d</m:t>
+            </m:r>
+          </m:sup>
+        </m:sSup>
+      </m:oMath>
+      <w:r>
+        <w:rPr>
+          <w:sz w:val="18"/>
+          <w:szCs w:val="18"/>
+        </w:rPr>
+        <w:t xml:space="preserve"> and a </w:t>
+      </w:r>
+      <m:oMath>
+        <m:r>
+          <w:rPr>
+            <w:rFonts w:ascii="Cambria Math" w:hAnsi="Cambria Math"/>
+            <w:sz w:val="18"/>
+            <w:szCs w:val="18"/>
+          </w:rPr>
+          <m:t>1</m:t>
+        </m:r>
+      </m:oMath>
+      <w:r>
+        <w:rPr>
+          <w:sz w:val="18"/>
+          <w:szCs w:val="18"/>
+        </w:rPr>
+        <w:t xml:space="preserve">-dimensional vector </w:t>
+      </w:r>
+      <m:oMath>
+        <m:f>
+          <m:fPr>
+            <m:type m:val="lin"/>
+            <m:ctrlPr>
+              <w:rPr>
+                <w:rFonts w:ascii="Cambria Math" w:hAnsi="Cambria Math"/>
+                <w:i/>
+                <w:sz w:val="18"/>
+                <w:szCs w:val="18"/>
+              </w:rPr>
+            </m:ctrlPr>
+          </m:fPr>
+          <m:num>
+            <m:r>
+              <w:rPr>
+                <w:rFonts w:ascii="Cambria Math" w:hAnsi="Cambria Math"/>
+                <w:sz w:val="18"/>
+                <w:szCs w:val="18"/>
+              </w:rPr>
+              <m:t>-1</m:t>
+            </m:r>
+          </m:num>
+          <m:den>
+            <m:r>
+              <w:rPr>
+                <w:rFonts w:ascii="Cambria Math" w:hAnsi="Cambria Math"/>
+                <w:sz w:val="18"/>
+                <w:szCs w:val="18"/>
+              </w:rPr>
+              <m:t>2</m:t>
+            </m:r>
+          </m:den>
+        </m:f>
+      </m:oMath>
+      <w:r>
+        <w:rPr>
+          <w:sz w:val="18"/>
+          <w:szCs w:val="18"/>
+        </w:rPr>
+        <w:t xml:space="preserve"> i.e. </w:t>
+      </w:r>
+      <m:oMath>
+        <m:sSup>
+          <m:sSupPr>
+            <m:ctrlPr>
+              <w:rPr>
+                <w:rFonts w:ascii="Cambria Math" w:hAnsi="Cambria Math"/>
+                <w:i/>
+                <w:sz w:val="18"/>
+                <w:szCs w:val="18"/>
+              </w:rPr>
+            </m:ctrlPr>
+          </m:sSupPr>
+          <m:e>
+            <m:r>
+              <w:rPr>
+                <w:rFonts w:ascii="Cambria Math" w:hAnsi="Cambria Math"/>
+                <w:sz w:val="18"/>
+                <w:szCs w:val="18"/>
+              </w:rPr>
+              <m:t>q</m:t>
+            </m:r>
+          </m:e>
+          <m:sup>
+            <m:r>
+              <w:rPr>
+                <w:rFonts w:ascii="Cambria Math" w:hAnsi="Cambria Math"/>
+                <w:sz w:val="18"/>
+                <w:szCs w:val="18"/>
+              </w:rPr>
+              <m:t>'</m:t>
+            </m:r>
+          </m:sup>
+        </m:sSup>
+        <m:r>
+          <w:rPr>
+            <w:rFonts w:ascii="Cambria Math" w:hAnsi="Cambria Math"/>
+            <w:sz w:val="18"/>
+            <w:szCs w:val="18"/>
+          </w:rPr>
+          <m:t>=</m:t>
+        </m:r>
+        <m:d>
+          <m:dPr>
+            <m:begChr m:val="["/>
+            <m:endChr m:val="]"/>
+            <m:ctrlPr>
+              <w:rPr>
+                <w:rFonts w:ascii="Cambria Math" w:hAnsi="Cambria Math"/>
+                <w:i/>
+                <w:sz w:val="18"/>
+                <w:szCs w:val="18"/>
+              </w:rPr>
+            </m:ctrlPr>
+          </m:dPr>
+          <m:e>
+            <m:r>
+              <w:rPr>
+                <w:rFonts w:ascii="Cambria Math" w:hAnsi="Cambria Math"/>
+                <w:sz w:val="18"/>
+                <w:szCs w:val="18"/>
+              </w:rPr>
+              <m:t>q,-1/2</m:t>
+            </m:r>
+          </m:e>
+        </m:d>
+      </m:oMath>
+      <w:r>
+        <w:rPr>
+          <w:sz w:val="18"/>
+          <w:szCs w:val="18"/>
+        </w:rPr>
+        <w:t xml:space="preserve"> and </w:t>
+      </w:r>
+    </w:p>
+    <w:p>
+      <w:pPr>
+        <w:rPr>
+          <w:sz w:val="18"/>
+          <w:szCs w:val="18"/>
+        </w:rPr>
+      </w:pPr>
+      <m:oMath>
+        <m:sSup>
+          <m:sSupPr>
+            <m:ctrlPr>
+              <w:rPr>
+                <w:rFonts w:ascii="Cambria Math" w:hAnsi="Cambria Math"/>
+                <w:i/>
+                <w:sz w:val="18"/>
+                <w:szCs w:val="18"/>
+              </w:rPr>
+            </m:ctrlPr>
+          </m:sSupPr>
+          <m:e>
+            <m:r>
+              <w:rPr>
+                <w:rFonts w:ascii="Cambria Math" w:hAnsi="Cambria Math"/>
+                <w:sz w:val="18"/>
+                <w:szCs w:val="18"/>
+              </w:rPr>
+              <m:t>u</m:t>
+            </m:r>
+          </m:e>
+          <m:sup>
+            <m:r>
+              <w:rPr>
+                <w:rFonts w:ascii="Cambria Math" w:hAnsi="Cambria Math"/>
+                <w:sz w:val="18"/>
+                <w:szCs w:val="18"/>
+              </w:rPr>
+              <m:t>'</m:t>
+            </m:r>
+          </m:sup>
+        </m:sSup>
+        <m:r>
+          <w:rPr>
+            <w:rFonts w:ascii="Cambria Math" w:hAnsi="Cambria Math"/>
+            <w:sz w:val="18"/>
+            <w:szCs w:val="18"/>
+          </w:rPr>
+          <m:t>∈</m:t>
+        </m:r>
+        <m:sSup>
+          <m:sSupPr>
+            <m:ctrlPr>
+              <w:rPr>
+                <w:rFonts w:ascii="Cambria Math" w:hAnsi="Cambria Math"/>
+                <w:i/>
+                <w:sz w:val="18"/>
+                <w:szCs w:val="18"/>
+              </w:rPr>
+            </m:ctrlPr>
+          </m:sSupPr>
+          <m:e>
+            <m:r>
+              <m:rPr>
+                <m:scr m:val="double-struck"/>
+              </m:rPr>
+              <w:rPr>
+                <w:rFonts w:ascii="Cambria Math" w:hAnsi="Cambria Math"/>
+                <w:sz w:val="18"/>
+                <w:szCs w:val="18"/>
+              </w:rPr>
+              <m:t>R</m:t>
+            </m:r>
+          </m:e>
+          <m:sup>
+            <m:r>
+              <w:rPr>
+                <w:rFonts w:ascii="Cambria Math" w:hAnsi="Cambria Math"/>
+                <w:sz w:val="18"/>
+                <w:szCs w:val="18"/>
+              </w:rPr>
+              <m:t>d+1</m:t>
+            </m:r>
+          </m:sup>
+        </m:sSup>
+      </m:oMath>
+      <w:r>
+        <w:rPr>
+          <w:sz w:val="18"/>
+          <w:szCs w:val="18"/>
+        </w:rPr>
+        <w:t>,</w:t>
+      </w:r>
+      <w:r>
+        <w:rPr>
+          <w:rFonts w:ascii="Cambria Math" w:hAnsi="Cambria Math"/>
+          <w:i/>
+          <w:sz w:val="18"/>
+          <w:szCs w:val="18"/>
+        </w:rPr>
+        <w:t xml:space="preserve"> </w:t>
+      </w:r>
+      <m:oMath>
+        <m:sSup>
+          <m:sSupPr>
+            <m:ctrlPr>
+              <w:rPr>
+                <w:rFonts w:ascii="Cambria Math" w:hAnsi="Cambria Math"/>
+                <w:i/>
+                <w:sz w:val="18"/>
+                <w:szCs w:val="18"/>
+              </w:rPr>
+            </m:ctrlPr>
+          </m:sSupPr>
+          <m:e>
+            <m:r>
+              <w:rPr>
+                <w:rFonts w:ascii="Cambria Math" w:hAnsi="Cambria Math"/>
+                <w:sz w:val="18"/>
+                <w:szCs w:val="18"/>
+              </w:rPr>
+              <m:t>u</m:t>
+            </m:r>
+          </m:e>
+          <m:sup>
+            <m:r>
+              <w:rPr>
+                <w:rFonts w:ascii="Cambria Math" w:hAnsi="Cambria Math"/>
+                <w:sz w:val="18"/>
+                <w:szCs w:val="18"/>
+              </w:rPr>
+              <m:t>'</m:t>
+            </m:r>
+          </m:sup>
+        </m:sSup>
+        <m:r>
+          <w:rPr>
+            <w:rFonts w:ascii="Cambria Math" w:hAnsi="Cambria Math"/>
+            <w:sz w:val="18"/>
+            <w:szCs w:val="18"/>
+          </w:rPr>
+          <m:t>=</m:t>
+        </m:r>
+        <m:d>
+          <m:dPr>
+            <m:begChr m:val="["/>
+            <m:endChr m:val="]"/>
+            <m:ctrlPr>
+              <w:rPr>
+                <w:rFonts w:ascii="Cambria Math" w:hAnsi="Cambria Math"/>
+                <w:i/>
+                <w:sz w:val="18"/>
+                <w:szCs w:val="18"/>
+              </w:rPr>
+            </m:ctrlPr>
+          </m:dPr>
+          <m:e>
+            <m:r>
+              <w:rPr>
+                <w:rFonts w:ascii="Cambria Math" w:hAnsi="Cambria Math"/>
+                <w:sz w:val="18"/>
+                <w:szCs w:val="18"/>
+              </w:rPr>
+              <m:t>u,</m:t>
+            </m:r>
+            <m:sSubSup>
+              <m:sSubSupPr>
                 <m:ctrlPr>
                   <w:rPr>
                     <w:rFonts w:ascii="Cambria Math" w:hAnsi="Cambria Math"/>
@@ -4540,37 +5729,63 @@
                     <w:szCs w:val="18"/>
                   </w:rPr>
                 </m:ctrlPr>
-              </m:dPr>
+              </m:sSubSupPr>
               <m:e>
+                <m:d>
+                  <m:dPr>
+                    <m:begChr m:val="‖"/>
+                    <m:endChr m:val="‖"/>
+                    <m:ctrlPr>
+                      <w:rPr>
+                        <w:rFonts w:ascii="Cambria Math" w:hAnsi="Cambria Math"/>
+                        <w:i/>
+                        <w:sz w:val="18"/>
+                        <w:szCs w:val="18"/>
+                      </w:rPr>
+                    </m:ctrlPr>
+                  </m:dPr>
+                  <m:e>
+                    <m:r>
+                      <w:rPr>
+                        <w:rFonts w:ascii="Cambria Math" w:hAnsi="Cambria Math"/>
+                        <w:sz w:val="18"/>
+                        <w:szCs w:val="18"/>
+                      </w:rPr>
+                      <m:t>u</m:t>
+                    </m:r>
+                  </m:e>
+                </m:d>
+              </m:e>
+              <m:sub>
                 <m:r>
                   <w:rPr>
                     <w:rFonts w:ascii="Cambria Math" w:hAnsi="Cambria Math"/>
                     <w:sz w:val="18"/>
                     <w:szCs w:val="18"/>
                   </w:rPr>
-                  <m:t>u</m:t>
+                  <m:t>2</m:t>
                 </m:r>
-              </m:e>
-            </m:d>
+              </m:sub>
+              <m:sup>
+                <m:r>
+                  <w:rPr>
+                    <w:rFonts w:ascii="Cambria Math" w:hAnsi="Cambria Math"/>
+                    <w:sz w:val="18"/>
+                    <w:szCs w:val="18"/>
+                  </w:rPr>
+                  <m:t>2</m:t>
+                </m:r>
+              </m:sup>
+            </m:sSubSup>
           </m:e>
-          <m:sub>
-            <m:r>
-              <w:rPr>
-                <w:rFonts w:ascii="Cambria Math" w:hAnsi="Cambria Math"/>
-                <w:sz w:val="18"/>
-                <w:szCs w:val="18"/>
-              </w:rPr>
-              <m:t>2</m:t>
-            </m:r>
-          </m:sub>
-        </m:sSub>
+        </m:d>
       </m:oMath>
       <w:r>
         <w:rPr>
           <w:sz w:val="18"/>
           <w:szCs w:val="18"/>
         </w:rPr>
-        <w:t xml:space="preserve">, then (in.3) reduces to (in.4). </w:t>
+        <w:t>.</w:t>
       </w:r>
     </w:p>
     <w:p>
@@ -4580,6 +5795,84 @@
           <w:szCs w:val="18"/>
         </w:rPr>
       </w:pPr>
+    </w:p>
+    <w:p>
+      <w:pPr>
+        <w:rPr>
+          <w:sz w:val="18"/>
+          <w:szCs w:val="18"/>
+        </w:rPr>
+      </w:pPr>
+      <w:r>
+        <w:rPr>
+          <w:sz w:val="18"/>
+          <w:szCs w:val="18"/>
+        </w:rPr>
+        <w:t>Properties of MIPS</w:t>
+      </w:r>
+    </w:p>
+    <w:p>
+      <w:pPr>
+        <w:rPr>
+          <w:sz w:val="18"/>
+          <w:szCs w:val="18"/>
+        </w:rPr>
+      </w:pPr>
+    </w:p>
+    <w:p>
+      <w:pPr>
+        <w:rPr>
+          <w:sz w:val="18"/>
+          <w:szCs w:val="18"/>
+        </w:rPr>
+      </w:pPr>
+      <w:r>
+        <w:rPr>
+          <w:sz w:val="18"/>
+          <w:szCs w:val="18"/>
+        </w:rPr>
+        <w:t xml:space="preserve">We have seen that it is sufficient to solve the </w:t>
+      </w:r>
+      <m:oMath>
+        <m:r>
+          <w:rPr>
+            <w:rFonts w:ascii="Cambria Math" w:hAnsi="Cambria Math"/>
+            <w:sz w:val="18"/>
+            <w:szCs w:val="18"/>
+          </w:rPr>
+          <m:t>k</m:t>
+        </m:r>
+      </m:oMath>
+      <w:r>
+        <w:rPr>
+          <w:sz w:val="18"/>
+          <w:szCs w:val="18"/>
+        </w:rPr>
+        <w:t>-MIPS problem as it is the umbrella problem for vector retrieval.</w:t>
+      </w:r>
+      <w:r>
+        <w:rPr>
+          <w:sz w:val="18"/>
+          <w:szCs w:val="18"/>
+        </w:rPr>
+        <w:t xml:space="preserve"> There is a problem with the k-MIPS problem – the inner product is not a </w:t>
+      </w:r>
+      <w:proofErr w:type="spellStart"/>
+      <w:r>
+        <w:rPr>
+          <w:sz w:val="18"/>
+          <w:szCs w:val="18"/>
+        </w:rPr>
+        <w:t>propert</w:t>
+      </w:r>
+      <w:proofErr w:type="spellEnd"/>
+      <w:r>
+        <w:rPr>
+          <w:sz w:val="18"/>
+          <w:szCs w:val="18"/>
+        </w:rPr>
+        <w:t xml:space="preserve"> metric. </w:t>
+      </w:r>
     </w:p>
     <w:p>
       <w:pPr>
@@ -4713,6 +6006,7 @@
     </w:p>
     <w:p>
       <w:r>
+        <w:lastRenderedPageBreak/>
         <w:t>[</w:t>
       </w:r>
       <w:r>
@@ -4813,7 +6107,6 @@
     </w:p>
     <w:p>
       <w:r>
-        <w:lastRenderedPageBreak/>
         <w:t xml:space="preserve">[13] </w:t>
       </w:r>
       <w:hyperlink r:id="rId19" w:history="1">
@@ -4945,21 +6238,7 @@
           <w:rPr>
             <w:rStyle w:val="Hyperlink"/>
           </w:rPr>
-          <w:t xml:space="preserve">Vector database management systems: Fundamental Concepts, use-cases, and current challenges, Toni </w:t>
-        </w:r>
-        <w:proofErr w:type="spellStart"/>
-        <w:r>
-          <w:rPr>
-            <w:rStyle w:val="Hyperlink"/>
-          </w:rPr>
-          <w:t>Taipalus</w:t>
-        </w:r>
-        <w:proofErr w:type="spellEnd"/>
-        <w:r>
-          <w:rPr>
-            <w:rStyle w:val="Hyperlink"/>
-          </w:rPr>
-          <w:t>, 2024</w:t>
+          <w:t>Vector database management systems: Fundamental Concepts, use-cases, and current challenges, Toni Taipalus, 2024</w:t>
         </w:r>
       </w:hyperlink>
     </w:p>
@@ -5145,6 +6424,7 @@
     </w:p>
     <w:p>
       <w:r>
+        <w:lastRenderedPageBreak/>
         <w:t xml:space="preserve">Two ranking functions </w:t>
       </w:r>
       <m:oMath>
@@ -5830,13 +7110,7 @@
           <w:rPr>
             <w:rFonts w:ascii="Cambria Math" w:hAnsi="Cambria Math"/>
           </w:rPr>
-          <m:t>q</m:t>
-        </m:r>
-        <m:r>
-          <w:rPr>
-            <w:rFonts w:ascii="Cambria Math" w:hAnsi="Cambria Math"/>
-          </w:rPr>
-          <m:t>≔</m:t>
+          <m:t>q≔</m:t>
         </m:r>
         <m:d>
           <m:dPr>
@@ -6100,16 +7374,7 @@
           <w:rPr>
             <w:rFonts w:ascii="Cambria Math" w:hAnsi="Cambria Math"/>
           </w:rPr>
-          <m:t>Q</m:t>
-        </m:r>
-        <m:r>
-          <m:rPr>
-            <m:scr m:val="script"/>
-          </m:rPr>
-          <w:rPr>
-            <w:rFonts w:ascii="Cambria Math" w:hAnsi="Cambria Math"/>
-          </w:rPr>
-          <m:t>⊆V</m:t>
+          <m:t>Q⊆V</m:t>
         </m:r>
       </m:oMath>
     </w:p>
@@ -6151,13 +7416,7 @@
               <w:rPr>
                 <w:rFonts w:ascii="Cambria Math" w:hAnsi="Cambria Math"/>
               </w:rPr>
-              <m:t>r</m:t>
-            </m:r>
-            <m:r>
-              <w:rPr>
-                <w:rFonts w:ascii="Cambria Math" w:hAnsi="Cambria Math"/>
-              </w:rPr>
-              <m:t>el|d,q</m:t>
+              <m:t>rel|d,q</m:t>
             </m:r>
           </m:e>
         </m:d>
@@ -6329,13 +7588,7 @@
                   <w:rPr>
                     <w:rFonts w:ascii="Cambria Math" w:hAnsi="Cambria Math"/>
                   </w:rPr>
-                  <m:t>d|</m:t>
-                </m:r>
-                <m:r>
-                  <w:rPr>
-                    <w:rFonts w:ascii="Cambria Math" w:hAnsi="Cambria Math"/>
-                  </w:rPr>
-                  <m:t>rel,q</m:t>
+                  <m:t>d|rel,q</m:t>
                 </m:r>
               </m:e>
             </m:d>
@@ -7147,13 +8400,7 @@
         <w:t xml:space="preserve">          </w:t>
       </w:r>
       <w:r>
-        <w:t>(prm.</w:t>
-      </w:r>
-      <w:r>
-        <w:t>5</w:t>
-      </w:r>
-      <w:r>
-        <w:t>)</w:t>
+        <w:t>(prm.5)</w:t>
       </w:r>
     </w:p>
     <w:p>
@@ -7453,7 +8700,6 @@
     </w:p>
     <w:p>
       <w:r>
-        <w:lastRenderedPageBreak/>
         <w:t xml:space="preserve">                        </w:t>
       </w:r>
       <m:oMath>
@@ -7603,13 +8849,7 @@
               <w:rPr>
                 <w:rFonts w:ascii="Cambria Math" w:hAnsi="Cambria Math"/>
               </w:rPr>
-              <m:t>Q</m:t>
-            </m:r>
-            <m:r>
-              <w:rPr>
-                <w:rFonts w:ascii="Cambria Math" w:hAnsi="Cambria Math"/>
-              </w:rPr>
-              <m:t>,</m:t>
+              <m:t>Q,</m:t>
             </m:r>
             <m:sSub>
               <m:sSubPr>
@@ -7776,13 +9016,7 @@
               <w:rPr>
                 <w:rFonts w:ascii="Cambria Math" w:hAnsi="Cambria Math"/>
               </w:rPr>
-              <m:t>=</m:t>
-            </m:r>
-            <m:r>
-              <w:rPr>
-                <w:rFonts w:ascii="Cambria Math" w:hAnsi="Cambria Math"/>
-              </w:rPr>
-              <m:t>0</m:t>
+              <m:t>=0</m:t>
             </m:r>
           </m:sub>
           <m:sup/>
@@ -7897,13 +9131,7 @@
               <w:rPr>
                 <w:rFonts w:ascii="Cambria Math" w:hAnsi="Cambria Math"/>
               </w:rPr>
-              <m:t>&gt;</m:t>
-            </m:r>
-            <m:r>
-              <w:rPr>
-                <w:rFonts w:ascii="Cambria Math" w:hAnsi="Cambria Math"/>
-              </w:rPr>
-              <m:t>0</m:t>
+              <m:t>&gt;0</m:t>
             </m:r>
           </m:sub>
           <m:sup/>
@@ -8239,19 +9467,7 @@
           <w:rPr>
             <w:rFonts w:ascii="Cambria Math" w:hAnsi="Cambria Math"/>
           </w:rPr>
-          <m:t>=30</m:t>
-        </m:r>
-        <m:r>
-          <w:rPr>
-            <w:rFonts w:ascii="Cambria Math" w:hAnsi="Cambria Math"/>
-          </w:rPr>
-          <m:t>,</m:t>
-        </m:r>
-        <m:r>
-          <w:rPr>
-            <w:rFonts w:ascii="Cambria Math" w:hAnsi="Cambria Math"/>
-          </w:rPr>
-          <m:t>522</m:t>
+          <m:t>=30,522</m:t>
         </m:r>
       </m:oMath>
       <w:r>
@@ -8295,6 +9511,7 @@
     </w:p>
     <w:p>
       <w:r>
+        <w:lastRenderedPageBreak/>
         <w:t xml:space="preserve">Accordingly, the MLM layer in BERT is the final output layer used during the pre-training phase. Its purpose is to predict the identity of the intentionally hidden (masked) words in a </w:t>
       </w:r>
       <w:r>
@@ -8318,7 +9535,6 @@
     </w:p>
     <w:p>
       <w:r>
-        <w:lastRenderedPageBreak/>
         <w:t xml:space="preserve">Then the modified sentence is processed by BERT’s core architecture, which consists of multiple transformer encoder layers. Unlike unidirectional models, the BERT encoder uses self-attention mechanism to consider words to both the left and the right of a given token simultaneously. </w:t>
       </w:r>
     </w:p>
@@ -8609,13 +9825,7 @@
         <w:rPr>
           <w:color w:val="EE0000"/>
         </w:rPr>
-        <w:t xml:space="preserve">//TODO: finish the appendix section on </w:t>
-      </w:r>
-      <w:r>
-        <w:rPr>
-          <w:color w:val="EE0000"/>
-        </w:rPr>
-        <w:t>2-Poisson model</w:t>
+        <w:t>//TODO: finish the appendix section on 2-Poisson model</w:t>
       </w:r>
       <w:r>
         <w:rPr>
